--- a/construction_template/data/templates_blank/invoice_photo.docx
+++ b/construction_template/data/templates_blank/invoice_photo.docx
@@ -44,7 +44,7 @@
           <w:sz w:val="36"/>
           <w:szCs w:val="32"/>
         </w:rPr>
-        <w:t>臺北市政府工務局水利工程處</w:t>
+        <w:t>+++INS authorityName+++</w:t>
       </w:r>
     </w:p>
     <w:p>
